--- a/reports/r0087.docx
+++ b/reports/r0087.docx
@@ -45,7 +45,7 @@
           <w:color w:val="000000"/>
           <w:sz w:val="21"/>
         </w:rPr>
-        <w:t>■ 济南经济总量列山东省第二位，人均GDP约14.78万元、人均经济实力居全省前列，经济增速由6.06%回落至5.40%、有所放缓；固定资产投资最新增速转负（-12.90%），经济动能仍有待修复。【待补充：济南市的行政与战略定位、支柱产业及龙头企业（数据库未覆盖，需人工补充）】</w:t>
+        <w:t>■ 济南作为山东省省会，经济总量列山东省第二位，人均GDP约14.78万元、人均经济实力居全省前列，经济增速由6.06%回落至5.40%、有所放缓；固定资产投资最新增速转负（-12.90%），经济动能仍有待修复。</w:t>
       </w:r>
     </w:p>
     <w:p>
@@ -75,7 +75,7 @@
           <w:color w:val="000000"/>
           <w:sz w:val="21"/>
         </w:rPr>
-        <w:t>产业结构方面，2025年济南市三次产业结构为3.1:32.4:64.5。【待补充：支柱产业、主要龙头企业、对外贸易等定性描述（数据库未覆盖）】</w:t>
+        <w:t>产业结构方面，2025年济南市三次产业结构为3.1:32.4:64.5，以装备制造、信息技术、生物医药为支柱，聚集浪潮、中国重汽等企业。</w:t>
       </w:r>
     </w:p>
     <w:p>
